--- a/COLA_ALERTAS_RAPIDA.docx
+++ b/COLA_ALERTAS_RAPIDA.docx
@@ -2,7 +2,7 @@
 <file path=word/document.xml><?xml version="1.0" encoding="utf-8"?>
 <w:document xmlns:w="http://schemas.openxmlformats.org/wordprocessingml/2006/main" xmlns:m="http://schemas.openxmlformats.org/officeDocument/2006/math" xmlns:r="http://schemas.openxmlformats.org/officeDocument/2006/relationships" xmlns:o="urn:schemas-microsoft-com:office:office" xmlns:v="urn:schemas-microsoft-com:vml" xmlns:w10="urn:schemas-microsoft-com:office:word" xmlns:a="http://schemas.openxmlformats.org/drawingml/2006/main" xmlns:pic="http://schemas.openxmlformats.org/drawingml/2006/picture" xmlns:wp="http://schemas.openxmlformats.org/drawingml/2006/wordprocessingDrawing">
   <w:body>
-    <w:bookmarkStart w:id="35" w:name="cola-rápida-alertas-bot-sniper"/>
+    <w:bookmarkStart w:id="36" w:name="cola-rápida-alertas-bot-sniper"/>
     <w:p>
       <w:pPr>
         <w:pStyle w:val="Heading1"/>
@@ -275,7 +275,7 @@
     </w:p>
     <w:bookmarkEnd w:id="22"/>
     <w:bookmarkEnd w:id="23"/>
-    <w:bookmarkStart w:id="27" w:name="payloads-json-copiar-e-colar"/>
+    <w:bookmarkStart w:id="28" w:name="payloads-json-copiar-e-colar"/>
     <w:p>
       <w:pPr>
         <w:pStyle w:val="Heading2"/>
@@ -284,13 +284,198 @@
         <w:t xml:space="preserve">📦 Payloads JSON (copiar e colar)</w:t>
       </w:r>
     </w:p>
-    <w:bookmarkStart w:id="24" w:name="tsts-sniper-linha-rosa-azul"/>
+    <w:p>
+      <w:pPr>
+        <w:pStyle w:val="BlockText"/>
+      </w:pPr>
+      <w:r>
+        <w:t xml:space="preserve">⚠️</w:t>
+      </w:r>
+      <w:r>
+        <w:t xml:space="preserve"> </w:t>
+      </w:r>
+      <w:r>
+        <w:rPr>
+          <w:bCs/>
+          <w:b/>
+        </w:rPr>
+        <w:t xml:space="preserve">NÃO use</w:t>
+      </w:r>
+      <w:r>
+        <w:rPr>
+          <w:bCs/>
+          <w:b/>
+        </w:rPr>
+        <w:t xml:space="preserve"> </w:t>
+      </w:r>
+      <w:r>
+        <w:rPr>
+          <w:rStyle w:val="VerbatimChar"/>
+          <w:bCs/>
+          <w:b/>
+        </w:rPr>
+        <w:t xml:space="preserve">{{plot("RSI")}}</w:t>
+      </w:r>
+      <w:r>
+        <w:rPr>
+          <w:bCs/>
+          <w:b/>
+        </w:rPr>
+        <w:t xml:space="preserve"> </w:t>
+      </w:r>
+      <w:r>
+        <w:rPr>
+          <w:bCs/>
+          <w:b/>
+        </w:rPr>
+        <w:t xml:space="preserve">nem</w:t>
+      </w:r>
+      <w:r>
+        <w:rPr>
+          <w:bCs/>
+          <w:b/>
+        </w:rPr>
+        <w:t xml:space="preserve"> </w:t>
+      </w:r>
+      <w:r>
+        <w:rPr>
+          <w:rStyle w:val="VerbatimChar"/>
+          <w:bCs/>
+          <w:b/>
+        </w:rPr>
+        <w:t xml:space="preserve">{{strategy.order.action}}</w:t>
+      </w:r>
+      <w:r>
+        <w:rPr>
+          <w:bCs/>
+          <w:b/>
+        </w:rPr>
+        <w:t xml:space="preserve">.</w:t>
+      </w:r>
+      <w:r>
+        <w:t xml:space="preserve"> </w:t>
+      </w:r>
+      <w:r>
+        <w:t xml:space="preserve">Esses placeholders não existem no indicador TSTS Sniper e deixam o JSON quebrado (</w:t>
+      </w:r>
+      <w:r>
+        <w:t xml:space="preserve">“</w:t>
+      </w:r>
+      <w:r>
+        <w:t xml:space="preserve">Expected</w:t>
+      </w:r>
+      <w:r>
+        <w:t xml:space="preserve"> </w:t>
+      </w:r>
+      <w:r>
+        <w:t xml:space="preserve">‘</w:t>
+      </w:r>
+      <w:r>
+        <w:t xml:space="preserve">}</w:t>
+      </w:r>
+      <w:r>
+        <w:t xml:space="preserve">’</w:t>
+      </w:r>
+      <w:r>
+        <w:t xml:space="preserve">”</w:t>
+      </w:r>
+      <w:r>
+        <w:t xml:space="preserve">). Use os payloads mínimos abaixo —</w:t>
+      </w:r>
+      <w:r>
+        <w:t xml:space="preserve"> </w:t>
+      </w:r>
+      <w:r>
+        <w:rPr>
+          <w:rStyle w:val="VerbatimChar"/>
+        </w:rPr>
+        <w:t xml:space="preserve">action</w:t>
+      </w:r>
+      <w:r>
+        <w:t xml:space="preserve">/</w:t>
+      </w:r>
+      <w:r>
+        <w:rPr>
+          <w:rStyle w:val="VerbatimChar"/>
+        </w:rPr>
+        <w:t xml:space="preserve">direction</w:t>
+      </w:r>
+      <w:r>
+        <w:t xml:space="preserve"> </w:t>
+      </w:r>
+      <w:r>
+        <w:t xml:space="preserve">são</w:t>
+      </w:r>
+      <w:r>
+        <w:t xml:space="preserve"> </w:t>
+      </w:r>
+      <w:r>
+        <w:rPr>
+          <w:bCs/>
+          <w:b/>
+        </w:rPr>
+        <w:t xml:space="preserve">fixos</w:t>
+      </w:r>
+      <w:r>
+        <w:t xml:space="preserve"> </w:t>
+      </w:r>
+      <w:r>
+        <w:t xml:space="preserve">(você já sabe a direção pelo nome do alerta), e</w:t>
+      </w:r>
+      <w:r>
+        <w:t xml:space="preserve"> </w:t>
+      </w:r>
+      <w:r>
+        <w:rPr>
+          <w:rStyle w:val="VerbatimChar"/>
+        </w:rPr>
+        <w:t xml:space="preserve">{{interval}}</w:t>
+      </w:r>
+      <w:r>
+        <w:t xml:space="preserve"> </w:t>
+      </w:r>
+      <w:r>
+        <w:t xml:space="preserve">+</w:t>
+      </w:r>
+      <w:r>
+        <w:t xml:space="preserve"> </w:t>
+      </w:r>
+      <w:r>
+        <w:rPr>
+          <w:rStyle w:val="VerbatimChar"/>
+        </w:rPr>
+        <w:t xml:space="preserve">{{close}}</w:t>
+      </w:r>
+      <w:r>
+        <w:t xml:space="preserve"> </w:t>
+      </w:r>
+      <w:r>
+        <w:t xml:space="preserve">funcionam em qualquer alerta.</w:t>
+      </w:r>
+    </w:p>
+    <w:bookmarkStart w:id="24" w:name="tsts-sniper-pink-blue-up-compra"/>
     <w:p>
       <w:pPr>
         <w:pStyle w:val="Heading3"/>
       </w:pPr>
       <w:r>
-        <w:t xml:space="preserve">TSTS Sniper (linha rosa × azul)</w:t>
+        <w:t xml:space="preserve">🟢 TSTS Sniper — Pink × Blue</w:t>
+      </w:r>
+      <w:r>
+        <w:t xml:space="preserve"> </w:t>
+      </w:r>
+      <w:r>
+        <w:rPr>
+          <w:bCs/>
+          <w:b/>
+        </w:rPr>
+        <w:t xml:space="preserve">UP</w:t>
+      </w:r>
+      <w:r>
+        <w:t xml:space="preserve"> </w:t>
+      </w:r>
+      <w:r>
+        <w:t xml:space="preserve">(compra)</w:t>
       </w:r>
     </w:p>
     <w:p>
@@ -304,15 +489,6 @@
         <w:t xml:space="preserve">{</w:t>
       </w:r>
       <w:r>
-        <w:br/>
-      </w:r>
-      <w:r>
-        <w:rPr>
-          <w:rStyle w:val="NormalTok"/>
-        </w:rPr>
-        <w:t xml:space="preserve">  </w:t>
-      </w:r>
-      <w:r>
         <w:rPr>
           <w:rStyle w:val="DataTypeTok"/>
         </w:rPr>
@@ -326,15 +502,9 @@
       </w:r>
       <w:r>
         <w:rPr>
-          <w:rStyle w:val="NormalTok"/>
-        </w:rPr>
-        <w:t xml:space="preserve"> </w:t>
-      </w:r>
-      <w:r>
-        <w:rPr>
           <w:rStyle w:val="StringTok"/>
         </w:rPr>
-        <w:t xml:space="preserve">"{{strategy.order.action}}"</w:t>
+        <w:t xml:space="preserve">"buy"</w:t>
       </w:r>
       <w:r>
         <w:rPr>
@@ -343,15 +513,6 @@
         <w:t xml:space="preserve">,</w:t>
       </w:r>
       <w:r>
-        <w:br/>
-      </w:r>
-      <w:r>
-        <w:rPr>
-          <w:rStyle w:val="NormalTok"/>
-        </w:rPr>
-        <w:t xml:space="preserve">  </w:t>
-      </w:r>
-      <w:r>
         <w:rPr>
           <w:rStyle w:val="DataTypeTok"/>
         </w:rPr>
@@ -365,12 +526,6 @@
       </w:r>
       <w:r>
         <w:rPr>
-          <w:rStyle w:val="NormalTok"/>
-        </w:rPr>
-        <w:t xml:space="preserve"> </w:t>
-      </w:r>
-      <w:r>
-        <w:rPr>
           <w:rStyle w:val="StringTok"/>
         </w:rPr>
         <w:t xml:space="preserve">"{{interval}}"</w:t>
@@ -382,632 +537,305 @@
         <w:t xml:space="preserve">,</w:t>
       </w:r>
       <w:r>
-        <w:br/>
-      </w:r>
-      <w:r>
-        <w:rPr>
-          <w:rStyle w:val="NormalTok"/>
-        </w:rPr>
-        <w:t xml:space="preserve">  </w:t>
-      </w:r>
-      <w:r>
         <w:rPr>
           <w:rStyle w:val="DataTypeTok"/>
         </w:rPr>
-        <w:t xml:space="preserve">"rsi"</w:t>
+        <w:t xml:space="preserve">"entry"</w:t>
       </w:r>
       <w:r>
         <w:rPr>
           <w:rStyle w:val="FunctionTok"/>
         </w:rPr>
+        <w:t xml:space="preserve">:{</w:t>
+      </w:r>
+      <w:r>
+        <w:rPr>
+          <w:rStyle w:val="ErrorTok"/>
+        </w:rPr>
+        <w:t xml:space="preserve">{close</w:t>
+      </w:r>
+      <w:r>
+        <w:rPr>
+          <w:rStyle w:val="FunctionTok"/>
+        </w:rPr>
+        <w:t xml:space="preserve">}}</w:t>
+      </w:r>
+      <w:r>
+        <w:rPr>
+          <w:rStyle w:val="ErrorTok"/>
+        </w:rPr>
+        <w:t xml:space="preserve">}</w:t>
+      </w:r>
+    </w:p>
+    <w:bookmarkEnd w:id="24"/>
+    <w:bookmarkStart w:id="25" w:name="tsts-sniper-pink-blue-down-venda"/>
+    <w:p>
+      <w:pPr>
+        <w:pStyle w:val="Heading3"/>
+      </w:pPr>
+      <w:r>
+        <w:t xml:space="preserve">🔴 TSTS Sniper — Pink × Blue</w:t>
+      </w:r>
+      <w:r>
+        <w:t xml:space="preserve"> </w:t>
+      </w:r>
+      <w:r>
+        <w:rPr>
+          <w:bCs/>
+          <w:b/>
+        </w:rPr>
+        <w:t xml:space="preserve">DOWN</w:t>
+      </w:r>
+      <w:r>
+        <w:t xml:space="preserve"> </w:t>
+      </w:r>
+      <w:r>
+        <w:t xml:space="preserve">(venda)</w:t>
+      </w:r>
+    </w:p>
+    <w:p>
+      <w:pPr>
+        <w:pStyle w:val="SourceCode"/>
+      </w:pPr>
+      <w:r>
+        <w:rPr>
+          <w:rStyle w:val="FunctionTok"/>
+        </w:rPr>
+        <w:t xml:space="preserve">{</w:t>
+      </w:r>
+      <w:r>
+        <w:rPr>
+          <w:rStyle w:val="DataTypeTok"/>
+        </w:rPr>
+        <w:t xml:space="preserve">"action"</w:t>
+      </w:r>
+      <w:r>
+        <w:rPr>
+          <w:rStyle w:val="FunctionTok"/>
+        </w:rPr>
         <w:t xml:space="preserve">:</w:t>
       </w:r>
       <w:r>
         <w:rPr>
-          <w:rStyle w:val="NormalTok"/>
-        </w:rPr>
-        <w:t xml:space="preserve"> </w:t>
+          <w:rStyle w:val="StringTok"/>
+        </w:rPr>
+        <w:t xml:space="preserve">"sell"</w:t>
       </w:r>
       <w:r>
         <w:rPr>
           <w:rStyle w:val="FunctionTok"/>
         </w:rPr>
+        <w:t xml:space="preserve">,</w:t>
+      </w:r>
+      <w:r>
+        <w:rPr>
+          <w:rStyle w:val="DataTypeTok"/>
+        </w:rPr>
+        <w:t xml:space="preserve">"timeframe"</w:t>
+      </w:r>
+      <w:r>
+        <w:rPr>
+          <w:rStyle w:val="FunctionTok"/>
+        </w:rPr>
+        <w:t xml:space="preserve">:</w:t>
+      </w:r>
+      <w:r>
+        <w:rPr>
+          <w:rStyle w:val="StringTok"/>
+        </w:rPr>
+        <w:t xml:space="preserve">"{{interval}}"</w:t>
+      </w:r>
+      <w:r>
+        <w:rPr>
+          <w:rStyle w:val="FunctionTok"/>
+        </w:rPr>
+        <w:t xml:space="preserve">,</w:t>
+      </w:r>
+      <w:r>
+        <w:rPr>
+          <w:rStyle w:val="DataTypeTok"/>
+        </w:rPr>
+        <w:t xml:space="preserve">"entry"</w:t>
+      </w:r>
+      <w:r>
+        <w:rPr>
+          <w:rStyle w:val="FunctionTok"/>
+        </w:rPr>
+        <w:t xml:space="preserve">:{</w:t>
+      </w:r>
+      <w:r>
+        <w:rPr>
+          <w:rStyle w:val="ErrorTok"/>
+        </w:rPr>
+        <w:t xml:space="preserve">{close</w:t>
+      </w:r>
+      <w:r>
+        <w:rPr>
+          <w:rStyle w:val="FunctionTok"/>
+        </w:rPr>
+        <w:t xml:space="preserve">}}</w:t>
+      </w:r>
+      <w:r>
+        <w:rPr>
+          <w:rStyle w:val="ErrorTok"/>
+        </w:rPr>
+        <w:t xml:space="preserve">}</w:t>
+      </w:r>
+    </w:p>
+    <w:bookmarkEnd w:id="25"/>
+    <w:bookmarkStart w:id="26" w:name="rsi-cruza-pra-cima"/>
+    <w:p>
+      <w:pPr>
+        <w:pStyle w:val="Heading3"/>
+      </w:pPr>
+      <w:r>
+        <w:t xml:space="preserve">🟢 RSI cruza pra</w:t>
+      </w:r>
+      <w:r>
+        <w:t xml:space="preserve"> </w:t>
+      </w:r>
+      <w:r>
+        <w:rPr>
+          <w:bCs/>
+          <w:b/>
+        </w:rPr>
+        <w:t xml:space="preserve">cima</w:t>
+      </w:r>
+    </w:p>
+    <w:p>
+      <w:pPr>
+        <w:pStyle w:val="SourceCode"/>
+      </w:pPr>
+      <w:r>
+        <w:rPr>
+          <w:rStyle w:val="FunctionTok"/>
+        </w:rPr>
         <w:t xml:space="preserve">{</w:t>
       </w:r>
       <w:r>
         <w:rPr>
-          <w:rStyle w:val="ErrorTok"/>
-        </w:rPr>
-        <w:t xml:space="preserve">{plot(</w:t>
-      </w:r>
-      <w:r>
-        <w:rPr>
           <w:rStyle w:val="DataTypeTok"/>
         </w:rPr>
-        <w:t xml:space="preserve">"RSI"</w:t>
-      </w:r>
-      <w:r>
-        <w:rPr>
-          <w:rStyle w:val="ErrorTok"/>
-        </w:rPr>
-        <w:t xml:space="preserve">)</w:t>
+        <w:t xml:space="preserve">"direction"</w:t>
       </w:r>
       <w:r>
         <w:rPr>
           <w:rStyle w:val="FunctionTok"/>
         </w:rPr>
-        <w:t xml:space="preserve">}}</w:t>
-      </w:r>
-      <w:r>
-        <w:rPr>
-          <w:rStyle w:val="ErrorTok"/>
+        <w:t xml:space="preserve">:</w:t>
+      </w:r>
+      <w:r>
+        <w:rPr>
+          <w:rStyle w:val="StringTok"/>
+        </w:rPr>
+        <w:t xml:space="preserve">"up"</w:t>
+      </w:r>
+      <w:r>
+        <w:rPr>
+          <w:rStyle w:val="FunctionTok"/>
         </w:rPr>
         <w:t xml:space="preserve">,</w:t>
       </w:r>
       <w:r>
-        <w:br/>
-      </w:r>
-      <w:r>
-        <w:rPr>
-          <w:rStyle w:val="NormalTok"/>
-        </w:rPr>
-        <w:t xml:space="preserve">  </w:t>
-      </w:r>
-      <w:r>
-        <w:rPr>
-          <w:rStyle w:val="ErrorTok"/>
-        </w:rPr>
-        <w:t xml:space="preserve">"rsi_ma":</w:t>
-      </w:r>
-      <w:r>
-        <w:rPr>
-          <w:rStyle w:val="NormalTok"/>
-        </w:rPr>
-        <w:t xml:space="preserve"> </w:t>
+        <w:rPr>
+          <w:rStyle w:val="DataTypeTok"/>
+        </w:rPr>
+        <w:t xml:space="preserve">"timeframe"</w:t>
       </w:r>
       <w:r>
         <w:rPr>
           <w:rStyle w:val="FunctionTok"/>
         </w:rPr>
+        <w:t xml:space="preserve">:</w:t>
+      </w:r>
+      <w:r>
+        <w:rPr>
+          <w:rStyle w:val="StringTok"/>
+        </w:rPr>
+        <w:t xml:space="preserve">"{{interval}}"</w:t>
+      </w:r>
+      <w:r>
+        <w:rPr>
+          <w:rStyle w:val="FunctionTok"/>
+        </w:rPr>
+        <w:t xml:space="preserve">}</w:t>
+      </w:r>
+    </w:p>
+    <w:bookmarkEnd w:id="26"/>
+    <w:bookmarkStart w:id="27" w:name="rsi-cruza-pra-baixo"/>
+    <w:p>
+      <w:pPr>
+        <w:pStyle w:val="Heading3"/>
+      </w:pPr>
+      <w:r>
+        <w:t xml:space="preserve">🔴 RSI cruza pra</w:t>
+      </w:r>
+      <w:r>
+        <w:t xml:space="preserve"> </w:t>
+      </w:r>
+      <w:r>
+        <w:rPr>
+          <w:bCs/>
+          <w:b/>
+        </w:rPr>
+        <w:t xml:space="preserve">baixo</w:t>
+      </w:r>
+    </w:p>
+    <w:p>
+      <w:pPr>
+        <w:pStyle w:val="SourceCode"/>
+      </w:pPr>
+      <w:r>
+        <w:rPr>
+          <w:rStyle w:val="FunctionTok"/>
+        </w:rPr>
         <w:t xml:space="preserve">{</w:t>
       </w:r>
       <w:r>
         <w:rPr>
-          <w:rStyle w:val="ErrorTok"/>
-        </w:rPr>
-        <w:t xml:space="preserve">{plot(</w:t>
-      </w:r>
-      <w:r>
-        <w:rPr>
           <w:rStyle w:val="DataTypeTok"/>
         </w:rPr>
-        <w:t xml:space="preserve">"RSI_MA"</w:t>
-      </w:r>
-      <w:r>
-        <w:rPr>
-          <w:rStyle w:val="ErrorTok"/>
-        </w:rPr>
-        <w:t xml:space="preserve">)</w:t>
+        <w:t xml:space="preserve">"direction"</w:t>
       </w:r>
       <w:r>
         <w:rPr>
           <w:rStyle w:val="FunctionTok"/>
         </w:rPr>
-        <w:t xml:space="preserve">}</w:t>
-      </w:r>
-      <w:r>
-        <w:rPr>
-          <w:rStyle w:val="ErrorTok"/>
-        </w:rPr>
-        <w:t xml:space="preserve">},</w:t>
-      </w:r>
-      <w:r>
-        <w:br/>
-      </w:r>
-      <w:r>
-        <w:rPr>
-          <w:rStyle w:val="NormalTok"/>
-        </w:rPr>
-        <w:t xml:space="preserve">  </w:t>
-      </w:r>
-      <w:r>
-        <w:rPr>
-          <w:rStyle w:val="ErrorTok"/>
-        </w:rPr>
-        <w:t xml:space="preserve">"entry":</w:t>
-      </w:r>
-      <w:r>
-        <w:rPr>
-          <w:rStyle w:val="NormalTok"/>
-        </w:rPr>
-        <w:t xml:space="preserve"> </w:t>
+        <w:t xml:space="preserve">:</w:t>
+      </w:r>
+      <w:r>
+        <w:rPr>
+          <w:rStyle w:val="StringTok"/>
+        </w:rPr>
+        <w:t xml:space="preserve">"down"</w:t>
       </w:r>
       <w:r>
         <w:rPr>
           <w:rStyle w:val="FunctionTok"/>
         </w:rPr>
-        <w:t xml:space="preserve">{</w:t>
-      </w:r>
-      <w:r>
-        <w:rPr>
-          <w:rStyle w:val="ErrorTok"/>
-        </w:rPr>
-        <w:t xml:space="preserve">{close</w:t>
+        <w:t xml:space="preserve">,</w:t>
+      </w:r>
+      <w:r>
+        <w:rPr>
+          <w:rStyle w:val="DataTypeTok"/>
+        </w:rPr>
+        <w:t xml:space="preserve">"timeframe"</w:t>
       </w:r>
       <w:r>
         <w:rPr>
           <w:rStyle w:val="FunctionTok"/>
         </w:rPr>
-        <w:t xml:space="preserve">}</w:t>
-      </w:r>
-      <w:r>
-        <w:rPr>
-          <w:rStyle w:val="ErrorTok"/>
-        </w:rPr>
-        <w:t xml:space="preserve">}</w:t>
-      </w:r>
-      <w:r>
-        <w:br/>
-      </w:r>
-      <w:r>
-        <w:rPr>
-          <w:rStyle w:val="ErrorTok"/>
-        </w:rPr>
-        <w:t xml:space="preserve">}</w:t>
-      </w:r>
-    </w:p>
-    <w:bookmarkEnd w:id="24"/>
-    <w:bookmarkStart w:id="25" w:name="rsi-cruza-pra-cima"/>
-    <w:p>
-      <w:pPr>
-        <w:pStyle w:val="Heading3"/>
-      </w:pPr>
-      <w:r>
-        <w:t xml:space="preserve">RSI cruza pra cima</w:t>
-      </w:r>
-    </w:p>
-    <w:p>
-      <w:pPr>
-        <w:pStyle w:val="SourceCode"/>
-      </w:pPr>
+        <w:t xml:space="preserve">:</w:t>
+      </w:r>
+      <w:r>
+        <w:rPr>
+          <w:rStyle w:val="StringTok"/>
+        </w:rPr>
+        <w:t xml:space="preserve">"{{interval}}"</w:t>
+      </w:r>
       <w:r>
         <w:rPr>
           <w:rStyle w:val="FunctionTok"/>
-        </w:rPr>
-        <w:t xml:space="preserve">{</w:t>
-      </w:r>
-      <w:r>
-        <w:br/>
-      </w:r>
-      <w:r>
-        <w:rPr>
-          <w:rStyle w:val="NormalTok"/>
-        </w:rPr>
-        <w:t xml:space="preserve">  </w:t>
-      </w:r>
-      <w:r>
-        <w:rPr>
-          <w:rStyle w:val="DataTypeTok"/>
-        </w:rPr>
-        <w:t xml:space="preserve">"direction"</w:t>
-      </w:r>
-      <w:r>
-        <w:rPr>
-          <w:rStyle w:val="FunctionTok"/>
-        </w:rPr>
-        <w:t xml:space="preserve">:</w:t>
-      </w:r>
-      <w:r>
-        <w:rPr>
-          <w:rStyle w:val="NormalTok"/>
-        </w:rPr>
-        <w:t xml:space="preserve"> </w:t>
-      </w:r>
-      <w:r>
-        <w:rPr>
-          <w:rStyle w:val="StringTok"/>
-        </w:rPr>
-        <w:t xml:space="preserve">"up"</w:t>
-      </w:r>
-      <w:r>
-        <w:rPr>
-          <w:rStyle w:val="FunctionTok"/>
-        </w:rPr>
-        <w:t xml:space="preserve">,</w:t>
-      </w:r>
-      <w:r>
-        <w:br/>
-      </w:r>
-      <w:r>
-        <w:rPr>
-          <w:rStyle w:val="NormalTok"/>
-        </w:rPr>
-        <w:t xml:space="preserve">  </w:t>
-      </w:r>
-      <w:r>
-        <w:rPr>
-          <w:rStyle w:val="DataTypeTok"/>
-        </w:rPr>
-        <w:t xml:space="preserve">"timeframe"</w:t>
-      </w:r>
-      <w:r>
-        <w:rPr>
-          <w:rStyle w:val="FunctionTok"/>
-        </w:rPr>
-        <w:t xml:space="preserve">:</w:t>
-      </w:r>
-      <w:r>
-        <w:rPr>
-          <w:rStyle w:val="NormalTok"/>
-        </w:rPr>
-        <w:t xml:space="preserve"> </w:t>
-      </w:r>
-      <w:r>
-        <w:rPr>
-          <w:rStyle w:val="StringTok"/>
-        </w:rPr>
-        <w:t xml:space="preserve">"{{interval}}"</w:t>
-      </w:r>
-      <w:r>
-        <w:rPr>
-          <w:rStyle w:val="FunctionTok"/>
-        </w:rPr>
-        <w:t xml:space="preserve">,</w:t>
-      </w:r>
-      <w:r>
-        <w:br/>
-      </w:r>
-      <w:r>
-        <w:rPr>
-          <w:rStyle w:val="NormalTok"/>
-        </w:rPr>
-        <w:t xml:space="preserve">  </w:t>
-      </w:r>
-      <w:r>
-        <w:rPr>
-          <w:rStyle w:val="DataTypeTok"/>
-        </w:rPr>
-        <w:t xml:space="preserve">"rsi"</w:t>
-      </w:r>
-      <w:r>
-        <w:rPr>
-          <w:rStyle w:val="FunctionTok"/>
-        </w:rPr>
-        <w:t xml:space="preserve">:</w:t>
-      </w:r>
-      <w:r>
-        <w:rPr>
-          <w:rStyle w:val="NormalTok"/>
-        </w:rPr>
-        <w:t xml:space="preserve"> </w:t>
-      </w:r>
-      <w:r>
-        <w:rPr>
-          <w:rStyle w:val="FunctionTok"/>
-        </w:rPr>
-        <w:t xml:space="preserve">{</w:t>
-      </w:r>
-      <w:r>
-        <w:rPr>
-          <w:rStyle w:val="ErrorTok"/>
-        </w:rPr>
-        <w:t xml:space="preserve">{plot(</w:t>
-      </w:r>
-      <w:r>
-        <w:rPr>
-          <w:rStyle w:val="DataTypeTok"/>
-        </w:rPr>
-        <w:t xml:space="preserve">"RSI"</w:t>
-      </w:r>
-      <w:r>
-        <w:rPr>
-          <w:rStyle w:val="ErrorTok"/>
-        </w:rPr>
-        <w:t xml:space="preserve">)</w:t>
-      </w:r>
-      <w:r>
-        <w:rPr>
-          <w:rStyle w:val="FunctionTok"/>
-        </w:rPr>
-        <w:t xml:space="preserve">}}</w:t>
-      </w:r>
-      <w:r>
-        <w:rPr>
-          <w:rStyle w:val="ErrorTok"/>
-        </w:rPr>
-        <w:t xml:space="preserve">,</w:t>
-      </w:r>
-      <w:r>
-        <w:br/>
-      </w:r>
-      <w:r>
-        <w:rPr>
-          <w:rStyle w:val="NormalTok"/>
-        </w:rPr>
-        <w:t xml:space="preserve">  </w:t>
-      </w:r>
-      <w:r>
-        <w:rPr>
-          <w:rStyle w:val="ErrorTok"/>
-        </w:rPr>
-        <w:t xml:space="preserve">"rsi_ma":</w:t>
-      </w:r>
-      <w:r>
-        <w:rPr>
-          <w:rStyle w:val="NormalTok"/>
-        </w:rPr>
-        <w:t xml:space="preserve"> </w:t>
-      </w:r>
-      <w:r>
-        <w:rPr>
-          <w:rStyle w:val="FunctionTok"/>
-        </w:rPr>
-        <w:t xml:space="preserve">{</w:t>
-      </w:r>
-      <w:r>
-        <w:rPr>
-          <w:rStyle w:val="ErrorTok"/>
-        </w:rPr>
-        <w:t xml:space="preserve">{plot(</w:t>
-      </w:r>
-      <w:r>
-        <w:rPr>
-          <w:rStyle w:val="DataTypeTok"/>
-        </w:rPr>
-        <w:t xml:space="preserve">"RSI_MA"</w:t>
-      </w:r>
-      <w:r>
-        <w:rPr>
-          <w:rStyle w:val="ErrorTok"/>
-        </w:rPr>
-        <w:t xml:space="preserve">)</w:t>
-      </w:r>
-      <w:r>
-        <w:rPr>
-          <w:rStyle w:val="FunctionTok"/>
-        </w:rPr>
-        <w:t xml:space="preserve">}</w:t>
-      </w:r>
-      <w:r>
-        <w:rPr>
-          <w:rStyle w:val="ErrorTok"/>
-        </w:rPr>
-        <w:t xml:space="preserve">}</w:t>
-      </w:r>
-      <w:r>
-        <w:br/>
-      </w:r>
-      <w:r>
-        <w:rPr>
-          <w:rStyle w:val="ErrorTok"/>
-        </w:rPr>
-        <w:t xml:space="preserve">}</w:t>
-      </w:r>
-    </w:p>
-    <w:bookmarkEnd w:id="25"/>
-    <w:bookmarkStart w:id="26" w:name="rsi-cruza-pra-baixo"/>
-    <w:p>
-      <w:pPr>
-        <w:pStyle w:val="Heading3"/>
-      </w:pPr>
-      <w:r>
-        <w:t xml:space="preserve">RSI cruza pra baixo</w:t>
-      </w:r>
-    </w:p>
-    <w:p>
-      <w:pPr>
-        <w:pStyle w:val="SourceCode"/>
-      </w:pPr>
-      <w:r>
-        <w:rPr>
-          <w:rStyle w:val="FunctionTok"/>
-        </w:rPr>
-        <w:t xml:space="preserve">{</w:t>
-      </w:r>
-      <w:r>
-        <w:br/>
-      </w:r>
-      <w:r>
-        <w:rPr>
-          <w:rStyle w:val="NormalTok"/>
-        </w:rPr>
-        <w:t xml:space="preserve">  </w:t>
-      </w:r>
-      <w:r>
-        <w:rPr>
-          <w:rStyle w:val="DataTypeTok"/>
-        </w:rPr>
-        <w:t xml:space="preserve">"direction"</w:t>
-      </w:r>
-      <w:r>
-        <w:rPr>
-          <w:rStyle w:val="FunctionTok"/>
-        </w:rPr>
-        <w:t xml:space="preserve">:</w:t>
-      </w:r>
-      <w:r>
-        <w:rPr>
-          <w:rStyle w:val="NormalTok"/>
-        </w:rPr>
-        <w:t xml:space="preserve"> </w:t>
-      </w:r>
-      <w:r>
-        <w:rPr>
-          <w:rStyle w:val="StringTok"/>
-        </w:rPr>
-        <w:t xml:space="preserve">"down"</w:t>
-      </w:r>
-      <w:r>
-        <w:rPr>
-          <w:rStyle w:val="FunctionTok"/>
-        </w:rPr>
-        <w:t xml:space="preserve">,</w:t>
-      </w:r>
-      <w:r>
-        <w:br/>
-      </w:r>
-      <w:r>
-        <w:rPr>
-          <w:rStyle w:val="NormalTok"/>
-        </w:rPr>
-        <w:t xml:space="preserve">  </w:t>
-      </w:r>
-      <w:r>
-        <w:rPr>
-          <w:rStyle w:val="DataTypeTok"/>
-        </w:rPr>
-        <w:t xml:space="preserve">"timeframe"</w:t>
-      </w:r>
-      <w:r>
-        <w:rPr>
-          <w:rStyle w:val="FunctionTok"/>
-        </w:rPr>
-        <w:t xml:space="preserve">:</w:t>
-      </w:r>
-      <w:r>
-        <w:rPr>
-          <w:rStyle w:val="NormalTok"/>
-        </w:rPr>
-        <w:t xml:space="preserve"> </w:t>
-      </w:r>
-      <w:r>
-        <w:rPr>
-          <w:rStyle w:val="StringTok"/>
-        </w:rPr>
-        <w:t xml:space="preserve">"{{interval}}"</w:t>
-      </w:r>
-      <w:r>
-        <w:rPr>
-          <w:rStyle w:val="FunctionTok"/>
-        </w:rPr>
-        <w:t xml:space="preserve">,</w:t>
-      </w:r>
-      <w:r>
-        <w:br/>
-      </w:r>
-      <w:r>
-        <w:rPr>
-          <w:rStyle w:val="NormalTok"/>
-        </w:rPr>
-        <w:t xml:space="preserve">  </w:t>
-      </w:r>
-      <w:r>
-        <w:rPr>
-          <w:rStyle w:val="DataTypeTok"/>
-        </w:rPr>
-        <w:t xml:space="preserve">"rsi"</w:t>
-      </w:r>
-      <w:r>
-        <w:rPr>
-          <w:rStyle w:val="FunctionTok"/>
-        </w:rPr>
-        <w:t xml:space="preserve">:</w:t>
-      </w:r>
-      <w:r>
-        <w:rPr>
-          <w:rStyle w:val="NormalTok"/>
-        </w:rPr>
-        <w:t xml:space="preserve"> </w:t>
-      </w:r>
-      <w:r>
-        <w:rPr>
-          <w:rStyle w:val="FunctionTok"/>
-        </w:rPr>
-        <w:t xml:space="preserve">{</w:t>
-      </w:r>
-      <w:r>
-        <w:rPr>
-          <w:rStyle w:val="ErrorTok"/>
-        </w:rPr>
-        <w:t xml:space="preserve">{plot(</w:t>
-      </w:r>
-      <w:r>
-        <w:rPr>
-          <w:rStyle w:val="DataTypeTok"/>
-        </w:rPr>
-        <w:t xml:space="preserve">"RSI"</w:t>
-      </w:r>
-      <w:r>
-        <w:rPr>
-          <w:rStyle w:val="ErrorTok"/>
-        </w:rPr>
-        <w:t xml:space="preserve">)</w:t>
-      </w:r>
-      <w:r>
-        <w:rPr>
-          <w:rStyle w:val="FunctionTok"/>
-        </w:rPr>
-        <w:t xml:space="preserve">}}</w:t>
-      </w:r>
-      <w:r>
-        <w:rPr>
-          <w:rStyle w:val="ErrorTok"/>
-        </w:rPr>
-        <w:t xml:space="preserve">,</w:t>
-      </w:r>
-      <w:r>
-        <w:br/>
-      </w:r>
-      <w:r>
-        <w:rPr>
-          <w:rStyle w:val="NormalTok"/>
-        </w:rPr>
-        <w:t xml:space="preserve">  </w:t>
-      </w:r>
-      <w:r>
-        <w:rPr>
-          <w:rStyle w:val="ErrorTok"/>
-        </w:rPr>
-        <w:t xml:space="preserve">"rsi_ma":</w:t>
-      </w:r>
-      <w:r>
-        <w:rPr>
-          <w:rStyle w:val="NormalTok"/>
-        </w:rPr>
-        <w:t xml:space="preserve"> </w:t>
-      </w:r>
-      <w:r>
-        <w:rPr>
-          <w:rStyle w:val="FunctionTok"/>
-        </w:rPr>
-        <w:t xml:space="preserve">{</w:t>
-      </w:r>
-      <w:r>
-        <w:rPr>
-          <w:rStyle w:val="ErrorTok"/>
-        </w:rPr>
-        <w:t xml:space="preserve">{plot(</w:t>
-      </w:r>
-      <w:r>
-        <w:rPr>
-          <w:rStyle w:val="DataTypeTok"/>
-        </w:rPr>
-        <w:t xml:space="preserve">"RSI_MA"</w:t>
-      </w:r>
-      <w:r>
-        <w:rPr>
-          <w:rStyle w:val="ErrorTok"/>
-        </w:rPr>
-        <w:t xml:space="preserve">)</w:t>
-      </w:r>
-      <w:r>
-        <w:rPr>
-          <w:rStyle w:val="FunctionTok"/>
-        </w:rPr>
-        <w:t xml:space="preserve">}</w:t>
-      </w:r>
-      <w:r>
-        <w:rPr>
-          <w:rStyle w:val="ErrorTok"/>
-        </w:rPr>
-        <w:t xml:space="preserve">}</w:t>
-      </w:r>
-      <w:r>
-        <w:br/>
-      </w:r>
-      <w:r>
-        <w:rPr>
-          <w:rStyle w:val="ErrorTok"/>
         </w:rPr>
         <w:t xml:space="preserve">}</w:t>
       </w:r>
@@ -1019,9 +847,9 @@
         </w:pict>
       </w:r>
     </w:p>
-    <w:bookmarkEnd w:id="26"/>
     <w:bookmarkEnd w:id="27"/>
-    <w:bookmarkStart w:id="28" w:name="Xc392b764f5eaa54b710bcade6e0085b040de291"/>
+    <w:bookmarkEnd w:id="28"/>
+    <w:bookmarkStart w:id="29" w:name="Xc392b764f5eaa54b710bcade6e0085b040de291"/>
     <w:p>
       <w:pPr>
         <w:pStyle w:val="Heading2"/>
@@ -1121,8 +949,8 @@
         </w:pict>
       </w:r>
     </w:p>
-    <w:bookmarkEnd w:id="28"/>
-    <w:bookmarkStart w:id="29" w:name="total-de-alertas"/>
+    <w:bookmarkEnd w:id="29"/>
+    <w:bookmarkStart w:id="30" w:name="total-de-alertas"/>
     <w:p>
       <w:pPr>
         <w:pStyle w:val="Heading2"/>
@@ -1232,8 +1060,8 @@
         </w:pict>
       </w:r>
     </w:p>
-    <w:bookmarkEnd w:id="29"/>
-    <w:bookmarkStart w:id="32" w:name="como-nomear-os-alertas-sugestão"/>
+    <w:bookmarkEnd w:id="30"/>
+    <w:bookmarkStart w:id="33" w:name="como-nomear-os-alertas-sugestão"/>
     <w:p>
       <w:pPr>
         <w:pStyle w:val="Heading2"/>
@@ -1242,7 +1070,7 @@
         <w:t xml:space="preserve">📊 Como nomear os alertas (sugestão)</w:t>
       </w:r>
     </w:p>
-    <w:bookmarkStart w:id="30" w:name="padrão"/>
+    <w:bookmarkStart w:id="31" w:name="padrão"/>
     <w:p>
       <w:pPr>
         <w:pStyle w:val="Heading3"/>
@@ -1262,8 +1090,8 @@
         <w:t xml:space="preserve">[SNIPER] &lt;MOEDA&gt; &lt;TF&gt; - &lt;TIPO&gt;</w:t>
       </w:r>
     </w:p>
-    <w:bookmarkEnd w:id="30"/>
-    <w:bookmarkStart w:id="31" w:name="exemplos"/>
+    <w:bookmarkEnd w:id="31"/>
+    <w:bookmarkStart w:id="32" w:name="exemplos"/>
     <w:p>
       <w:pPr>
         <w:pStyle w:val="Heading3"/>
@@ -1370,9 +1198,9 @@
         </w:pict>
       </w:r>
     </w:p>
-    <w:bookmarkEnd w:id="31"/>
     <w:bookmarkEnd w:id="32"/>
-    <w:bookmarkStart w:id="33" w:name="teste-rápido"/>
+    <w:bookmarkEnd w:id="33"/>
+    <w:bookmarkStart w:id="34" w:name="teste-rápido"/>
     <w:p>
       <w:pPr>
         <w:pStyle w:val="Heading2"/>
@@ -1529,8 +1357,8 @@
         </w:pict>
       </w:r>
     </w:p>
-    <w:bookmarkEnd w:id="33"/>
-    <w:bookmarkStart w:id="34" w:name="checklist-rápido-por-alerta"/>
+    <w:bookmarkEnd w:id="34"/>
+    <w:bookmarkStart w:id="35" w:name="checklist-rápido-por-alerta"/>
     <w:p>
       <w:pPr>
         <w:pStyle w:val="Heading2"/>
@@ -1704,8 +1532,8 @@
         <w:t xml:space="preserve">(6 alertas) primeiro, teste, e depois replique para as outras 9 moedas.</w:t>
       </w:r>
     </w:p>
-    <w:bookmarkEnd w:id="34"/>
     <w:bookmarkEnd w:id="35"/>
+    <w:bookmarkEnd w:id="36"/>
     <w:sectPr/>
   </w:body>
 </w:document>
